--- a/docs/evidence/plan2/T2-14/native-combination.docx
+++ b/docs/evidence/plan2/T2-14/native-combination.docx
@@ -33,7 +33,7 @@
         <w:spacing w:after="130"/>
       </w:pPr>
       <w:r>
-        <w:t xml:space="preserve">项目 T31 combination-negative；项目 ID project_25236a05-cd5d-4c42-959c-028292d31d99</w:t>
+        <w:t xml:space="preserve">项目 T31 combination-negative；项目 ID project_9a88c3f9-cbbe-4e61-a7aa-f0a75dcd7392</w:t>
       </w:r>
     </w:p>
     <w:p>
@@ -41,7 +41,7 @@
         <w:spacing w:after="130"/>
       </w:pPr>
       <w:r>
-        <w:t xml:space="preserve">分析 ID analysis_3d5541c3-1998-4796-b283-9192a884ea55；输入修订 R12；状态 已完成</w:t>
+        <w:t xml:space="preserve">分析 ID analysis_719768b7-baec-471c-ab94-7d9f31dc3c98；输入修订 R12；状态 已完成</w:t>
       </w:r>
     </w:p>
     <w:p>
@@ -49,7 +49,7 @@
         <w:spacing w:after="130"/>
       </w:pPr>
       <w:r>
-        <w:t xml:space="preserve">分析时间 2026-10-05T08:47:43Z；报告生成时间 2026-10-05T08:47:43.942Z（ISO 8601）</w:t>
+        <w:t xml:space="preserve">分析时间 2026-10-05T09:05:18Z；报告生成时间 2026-10-05T09:05:19.174Z（ISO 8601）</w:t>
       </w:r>
     </w:p>
     <w:p>
@@ -57,7 +57,7 @@
         <w:spacing w:after="130"/>
       </w:pPr>
       <w:r>
-        <w:t xml:space="preserve">运行来源 formal-model；请求 request_599a1712-a0cf-4315-860e-6c5ac09ebe92；实际阶段 模型检查 (2026-10-05T08:47:43Z) → 刚度组装 (2026-10-05T08:47:43Z) → 方程求解 (2026-10-05T08:47:43Z) → 结果恢复 (2026-10-05T08:47:43Z)。</w:t>
+        <w:t xml:space="preserve">运行来源 formal-model；请求 request_994f567a-5a1b-4ab3-bcf4-a29f96d2e5d7；实际阶段 模型检查 (2026-10-05T09:05:18Z) → 刚度组装 (2026-10-05T09:05:18Z) → 方程求解 (2026-10-05T09:05:18Z) → 结果恢复 (2026-10-05T09:05:18Z)。</w:t>
       </w:r>
     </w:p>
     <w:p>
@@ -6371,7 +6371,7 @@
         <w:spacing w:after="130"/>
       </w:pPr>
       <w:r>
-        <w:t xml:space="preserve">正文来源分析 analysis_3d5541c3-1998-4796-b283-9192a884ea55；输入修订 R12；CB1 · Independent combination · 用户定义组合。</w:t>
+        <w:t xml:space="preserve">正文来源分析 analysis_719768b7-baec-471c-ab94-7d9f31dc3c98；输入修订 R12；CB1 · Independent combination · 用户定义组合。</w:t>
       </w:r>
     </w:p>
     <w:p>
@@ -6413,7 +6413,7 @@
         <w:spacing w:after="130"/>
       </w:pPr>
       <w:r>
-        <w:t xml:space="preserve">按冻结输入重建 · 分析 analysis_3d5541c3-1998-4796-b283-9192a884ea55；位移与杆端力来自该分析的已保存结果。</w:t>
+        <w:t xml:space="preserve">按冻结输入重建 · 分析 analysis_719768b7-baec-471c-ab94-7d9f31dc3c98；位移与杆端力来自该分析的已保存结果。</w:t>
       </w:r>
     </w:p>
     <w:p>
@@ -24995,7 +24995,7 @@
         <w:spacing w:after="130"/>
       </w:pPr>
       <w:r>
-        <w:t xml:space="preserve">本次运行实际快照 · 分析 analysis_3d5541c3-1998-4796-b283-9192a884ea55</w:t>
+        <w:t xml:space="preserve">本次运行实际快照 · 分析 analysis_719768b7-baec-471c-ab94-7d9f31dc3c98</w:t>
       </w:r>
     </w:p>
     <w:p>

--- a/docs/evidence/plan2/T2-14/native-combination.docx
+++ b/docs/evidence/plan2/T2-14/native-combination.docx
@@ -41,7 +41,7 @@
         <w:spacing w:after="130"/>
       </w:pPr>
       <w:r>
-        <w:t xml:space="preserve">分析 ID analysis_719768b7-baec-471c-ab94-7d9f31dc3c98；输入修订 R12；状态 已完成</w:t>
+        <w:t xml:space="preserve">分析 ID analysis_4e44a370-5dde-49e2-b510-f1dec8914d76；输入修订 R12；状态 已完成</w:t>
       </w:r>
     </w:p>
     <w:p>
@@ -49,7 +49,7 @@
         <w:spacing w:after="130"/>
       </w:pPr>
       <w:r>
-        <w:t xml:space="preserve">分析时间 2026-10-05T09:05:18Z；报告生成时间 2026-10-05T09:05:19.174Z（ISO 8601）</w:t>
+        <w:t xml:space="preserve">分析时间 2026-10-06T08:05:11Z；报告生成时间 2026-10-06T08:05:12.735Z（ISO 8601）</w:t>
       </w:r>
     </w:p>
     <w:p>
@@ -57,7 +57,7 @@
         <w:spacing w:after="130"/>
       </w:pPr>
       <w:r>
-        <w:t xml:space="preserve">运行来源 formal-model；请求 request_994f567a-5a1b-4ab3-bcf4-a29f96d2e5d7；实际阶段 模型检查 (2026-10-05T09:05:18Z) → 刚度组装 (2026-10-05T09:05:18Z) → 方程求解 (2026-10-05T09:05:18Z) → 结果恢复 (2026-10-05T09:05:18Z)。</w:t>
+        <w:t xml:space="preserve">运行来源 formal-model；请求 request_4ff94c09-726a-47f6-9ce4-50c82ce42052；实际阶段 模型检查 (2026-10-06T08:05:11Z) → 刚度组装 (2026-10-06T08:05:11Z) → 方程求解 (2026-10-06T08:05:11Z) → 结果恢复 (2026-10-06T08:05:11Z)。</w:t>
       </w:r>
     </w:p>
     <w:p>
@@ -73,7 +73,7 @@
         <w:spacing w:after="130"/>
       </w:pPr>
       <w:r>
-        <w:t xml:space="preserve">单位约定：坐标与长度 m；力 kN；力矩 kN·m；位移 m；转角 rad；均布荷载 kN/m。材料 E 以 GPa 输入；密度 kg/m³；面积 m²；Iy、Iz、J 为 m⁴。</w:t>
+        <w:t xml:space="preserve">显示单位：坐标与长度 m；力 kN；力矩 kN·m；位移 m；转角 rad；均布荷载 kN/m；E GPa；密度 kg/m³；面积 m²；Iy、Iz、J m⁴。内部规范单位及冻结数值未改变。</w:t>
       </w:r>
     </w:p>
     <w:p>
@@ -144,7 +144,7 @@
         <w:spacing w:after="130"/>
       </w:pPr>
       <w:r>
-        <w:t xml:space="preserve">空间 Euler–Bernoulli 直杆单元，每节点 ux、uy、uz、rx、ry、rz 六个自由度。线弹性、小变形、刚性节点，忽略剪切变形；支座采用零位移自由度约束。</w:t>
+        <w:t xml:space="preserve">空间 Euler–Bernoulli 直杆单元，每节点 ux、uy、uz、rx、ry、rz 六个自由度。线弹性、小变形，未释放分量为刚接，忽略剪切变形；支座采用零位移自由度约束。</w:t>
       </w:r>
     </w:p>
     <w:p>
@@ -853,6 +853,14 @@
     </w:p>
     <w:p>
       <w:pPr>
+        <w:spacing w:after="130"/>
+      </w:pPr>
+      <w:r>
+        <w:t xml:space="preserve">S1：几何未定义，仅保存力学属性。</w:t>
+      </w:r>
+    </w:p>
+    <w:p>
+      <w:pPr>
         <w:keepNext/>
         <w:spacing w:after="100" w:before="160"/>
       </w:pPr>
@@ -1572,6 +1580,190 @@
                 <w:szCs w:val="18"/>
               </w:rPr>
               <w:t xml:space="preserve">0</w:t>
+            </w:r>
+          </w:p>
+        </w:tc>
+      </w:tr>
+    </w:tbl>
+    <w:tbl>
+      <w:tblPr>
+        <w:tblW w:type="dxa" w:w="9638"/>
+        <w:tblBorders>
+          <w:top w:val="single" w:color="auto" w:sz="4"/>
+          <w:left w:val="single" w:color="auto" w:sz="4"/>
+          <w:bottom w:val="single" w:color="auto" w:sz="4"/>
+          <w:right w:val="single" w:color="auto" w:sz="4"/>
+          <w:insideH w:val="single" w:color="auto" w:sz="4"/>
+          <w:insideV w:val="single" w:color="auto" w:sz="4"/>
+        </w:tblBorders>
+        <w:tblLayout w:type="fixed"/>
+      </w:tblPr>
+      <w:tblGrid>
+        <w:gridCol w:w="3212"/>
+        <w:gridCol w:w="3212"/>
+        <w:gridCol w:w="3212"/>
+      </w:tblGrid>
+      <w:tr>
+        <w:trPr>
+          <w:cantSplit/>
+          <w:tblHeader/>
+        </w:trPr>
+        <w:tc>
+          <w:tcPr>
+            <w:tcW w:type="dxa" w:w="3212"/>
+            <w:shd w:fill="E8EEF2"/>
+            <w:tcMar>
+              <w:top w:type="dxa" w:w="80"/>
+              <w:left w:type="dxa" w:w="80"/>
+              <w:bottom w:type="dxa" w:w="80"/>
+              <w:right w:type="dxa" w:w="80"/>
+            </w:tcMar>
+          </w:tcPr>
+          <w:p>
+            <w:pPr>
+              <w:spacing w:after="0"/>
+            </w:pPr>
+            <w:r>
+              <w:rPr>
+                <w:b/>
+                <w:bCs/>
+                <w:sz w:val="18"/>
+                <w:szCs w:val="18"/>
+              </w:rPr>
+              <w:t xml:space="preserve">Member / ID</w:t>
+            </w:r>
+          </w:p>
+        </w:tc>
+        <w:tc>
+          <w:tcPr>
+            <w:tcW w:type="dxa" w:w="3212"/>
+            <w:shd w:fill="E8EEF2"/>
+            <w:tcMar>
+              <w:top w:type="dxa" w:w="80"/>
+              <w:left w:type="dxa" w:w="80"/>
+              <w:bottom w:type="dxa" w:w="80"/>
+              <w:right w:type="dxa" w:w="80"/>
+            </w:tcMar>
+          </w:tcPr>
+          <w:p>
+            <w:pPr>
+              <w:spacing w:after="0"/>
+            </w:pPr>
+            <w:r>
+              <w:rPr>
+                <w:b/>
+                <w:bCs/>
+                <w:sz w:val="18"/>
+                <w:szCs w:val="18"/>
+              </w:rPr>
+              <w:t xml:space="preserve">起点局部释放</w:t>
+            </w:r>
+          </w:p>
+        </w:tc>
+        <w:tc>
+          <w:tcPr>
+            <w:tcW w:type="dxa" w:w="3212"/>
+            <w:shd w:fill="E8EEF2"/>
+            <w:tcMar>
+              <w:top w:type="dxa" w:w="80"/>
+              <w:left w:type="dxa" w:w="80"/>
+              <w:bottom w:type="dxa" w:w="80"/>
+              <w:right w:type="dxa" w:w="80"/>
+            </w:tcMar>
+          </w:tcPr>
+          <w:p>
+            <w:pPr>
+              <w:spacing w:after="0"/>
+            </w:pPr>
+            <w:r>
+              <w:rPr>
+                <w:b/>
+                <w:bCs/>
+                <w:sz w:val="18"/>
+                <w:szCs w:val="18"/>
+              </w:rPr>
+              <w:t xml:space="preserve">终点局部释放</w:t>
+            </w:r>
+          </w:p>
+        </w:tc>
+      </w:tr>
+      <w:tr>
+        <w:trPr>
+          <w:cantSplit/>
+          <w:tblHeader w:val="false"/>
+        </w:trPr>
+        <w:tc>
+          <w:tcPr>
+            <w:tcW w:type="dxa" w:w="3212"/>
+            <w:tcMar>
+              <w:top w:type="dxa" w:w="80"/>
+              <w:left w:type="dxa" w:w="80"/>
+              <w:bottom w:type="dxa" w:w="80"/>
+              <w:right w:type="dxa" w:w="80"/>
+            </w:tcMar>
+          </w:tcPr>
+          <w:p>
+            <w:pPr>
+              <w:spacing w:after="0"/>
+            </w:pPr>
+            <w:r>
+              <w:rPr>
+                <w:b w:val="false"/>
+                <w:bCs w:val="false"/>
+                <w:sz w:val="18"/>
+                <w:szCs w:val="18"/>
+              </w:rPr>
+              <w:t xml:space="preserve">M1 / member_0001</w:t>
+            </w:r>
+          </w:p>
+        </w:tc>
+        <w:tc>
+          <w:tcPr>
+            <w:tcW w:type="dxa" w:w="3212"/>
+            <w:tcMar>
+              <w:top w:type="dxa" w:w="80"/>
+              <w:left w:type="dxa" w:w="80"/>
+              <w:bottom w:type="dxa" w:w="80"/>
+              <w:right w:type="dxa" w:w="80"/>
+            </w:tcMar>
+          </w:tcPr>
+          <w:p>
+            <w:pPr>
+              <w:spacing w:after="0"/>
+            </w:pPr>
+            <w:r>
+              <w:rPr>
+                <w:b w:val="false"/>
+                <w:bCs w:val="false"/>
+                <w:sz w:val="18"/>
+                <w:szCs w:val="18"/>
+              </w:rPr>
+              <w:t xml:space="preserve">刚接</w:t>
+            </w:r>
+          </w:p>
+        </w:tc>
+        <w:tc>
+          <w:tcPr>
+            <w:tcW w:type="dxa" w:w="3212"/>
+            <w:tcMar>
+              <w:top w:type="dxa" w:w="80"/>
+              <w:left w:type="dxa" w:w="80"/>
+              <w:bottom w:type="dxa" w:w="80"/>
+              <w:right w:type="dxa" w:w="80"/>
+            </w:tcMar>
+          </w:tcPr>
+          <w:p>
+            <w:pPr>
+              <w:spacing w:after="0"/>
+            </w:pPr>
+            <w:r>
+              <w:rPr>
+                <w:b w:val="false"/>
+                <w:bCs w:val="false"/>
+                <w:sz w:val="18"/>
+                <w:szCs w:val="18"/>
+              </w:rPr>
+              <w:t xml:space="preserve">刚接</w:t>
             </w:r>
           </w:p>
         </w:tc>
@@ -3642,7 +3834,7 @@
         <w:spacing w:after="130"/>
       </w:pPr>
       <w:r>
-        <w:t xml:space="preserve">按 m = ρ · A · L，qg = ρ · A · g / 1000 (kN/m) 施加一次；总质量 314 kg；重力合力 (0, 0, -3.08034) kN；合力幅值 3.08034 kN。</w:t>
+        <w:t xml:space="preserve">按内部规范单位计算 m = ρ · A · L，qg = ρ · A · g / 1000 (kN/m)，自重施加一次；总质量 314 kg；重力合力 (0, 0, -3.08034) kN；合力幅值 3.08034 kN。</w:t>
       </w:r>
     </w:p>
     <w:p>
@@ -4528,7 +4720,7 @@
         <w:spacing w:after="130"/>
       </w:pPr>
       <w:r>
-        <w:t xml:space="preserve">按 m = ρ · A · L，qg = ρ · A · g / 1000 (kN/m) 施加一次；总质量 314 kg；重力合力 (0, 0, 1.54017) kN；合力幅值 1.54017 kN。</w:t>
+        <w:t xml:space="preserve">按内部规范单位计算 m = ρ · A · L，qg = ρ · A · g / 1000 (kN/m)，自重施加一次；总质量 314 kg；重力合力 (0, 0, 1.54017) kN；合力幅值 1.54017 kN。</w:t>
       </w:r>
     </w:p>
     <w:p>
@@ -6371,7 +6563,7 @@
         <w:spacing w:after="130"/>
       </w:pPr>
       <w:r>
-        <w:t xml:space="preserve">正文来源分析 analysis_719768b7-baec-471c-ab94-7d9f31dc3c98；输入修订 R12；CB1 · Independent combination · 用户定义组合。</w:t>
+        <w:t xml:space="preserve">正文来源分析 analysis_4e44a370-5dde-49e2-b510-f1dec8914d76；输入修订 R12；CB1 · Independent combination · 用户定义组合。</w:t>
       </w:r>
     </w:p>
     <w:p>
@@ -6395,7 +6587,7 @@
         <w:spacing w:after="130"/>
       </w:pPr>
       <w:r>
-        <w:t xml:space="preserve">矩阵按最多六个数值列分块，块名和行列索引共同定位原条目。刚度项按行的力/力矩及列的位移/转角取单位：平移行/平移列 kN/m，平移行/转动列 kN/rad，转动行/平移列 kN·m/m，转动行/转动列 kN·m/rad。T 为方向余弦转换，数值无量纲。</w:t>
+        <w:t xml:space="preserve">矩阵按最多六个数值列分块，块名和行列索引共同定位原条目。刚度项按行的力/力矩及列的位移/转角取单位：kN/m，kN/rad，kN·m/m，kN·m/rad。T 为方向余弦转换，数值无量纲。</w:t>
       </w:r>
     </w:p>
     <w:p>
@@ -6413,7 +6605,7 @@
         <w:spacing w:after="130"/>
       </w:pPr>
       <w:r>
-        <w:t xml:space="preserve">按冻结输入重建 · 分析 analysis_719768b7-baec-471c-ab94-7d9f31dc3c98；位移与杆端力来自该分析的已保存结果。</w:t>
+        <w:t xml:space="preserve">按冻结输入重建 · 分析 analysis_4e44a370-5dde-49e2-b510-f1dec8914d76；位移与杆端力来自该分析的已保存结果。</w:t>
       </w:r>
     </w:p>
     <w:p>
@@ -7848,7 +8040,7 @@
         <w:spacing w:after="130"/>
       </w:pPr>
       <w:r>
-        <w:t xml:space="preserve">u_local = T · u_global；K_global = Tᵀ · K_local · T；f_local = Kl · u_local − F_equivalent_local。</w:t>
+        <w:t xml:space="preserve">u_local = T u_global; K_global = T^T K_local T; f_local = K_local u_local - F_local.</w:t>
       </w:r>
     </w:p>
     <w:p>
@@ -24995,7 +25187,7 @@
         <w:spacing w:after="130"/>
       </w:pPr>
       <w:r>
-        <w:t xml:space="preserve">本次运行实际快照 · 分析 analysis_719768b7-baec-471c-ab94-7d9f31dc3c98</w:t>
+        <w:t xml:space="preserve">本次运行实际快照 · 分析 analysis_4e44a370-5dde-49e2-b510-f1dec8914d76</w:t>
       </w:r>
     </w:p>
     <w:p>
